--- a/word_reports/LP_0010_위치_312_Various Artists_Memories .docx
+++ b/word_reports/LP_0010_위치_312_Various Artists_Memories .docx
@@ -4,7 +4,7 @@
   <w:body>
     <w:p>
       <w:pPr>
-        <w:spacing w:after="280"/>
+        <w:spacing w:after="80"/>
       </w:pPr>
       <w:r>
         <w:rPr w:rFonts="맑은 고딕">
@@ -13,94 +13,47 @@
           <w:color w:val="1E3A8A"/>
           <w:sz w:val="30"/>
         </w:rPr>
-        <w:t>[312] Various Artists - Memories of Pops Vol. 2</w:t>
+        <w:t>Various Artists - Memories of Pops Vol. 2</w:t>
       </w:r>
     </w:p>
     <w:p>
       <w:pPr>
-        <w:spacing w:after="320"/>
+        <w:spacing w:after="240"/>
       </w:pPr>
       <w:r>
         <w:rPr w:rFonts="맑은 고딕">
           <w:rFonts w:ascii="맑은 고딕" w:hAnsi="맑은 고딕" w:eastAsia="맑은 고딕"/>
           <w:b/>
-          <w:sz w:val="20"/>
+          <w:color w:val="4B5563"/>
+          <w:sz w:val="22"/>
         </w:rPr>
-        <w:t>■ 위치 : 312</w:t>
-        <w:br/>
-      </w:r>
-      <w:r>
-        <w:rPr w:rFonts="맑은 고딕">
-          <w:rFonts w:ascii="맑은 고딕" w:hAnsi="맑은 고딕" w:eastAsia="맑은 고딕"/>
-          <w:b/>
-          <w:sz w:val="20"/>
-        </w:rPr>
-        <w:t>■ 아티스트 : Various Artists</w:t>
-        <w:br/>
-      </w:r>
-      <w:r>
-        <w:rPr w:rFonts="맑은 고딕">
-          <w:rFonts w:ascii="맑은 고딕" w:hAnsi="맑은 고딕" w:eastAsia="맑은 고딕"/>
-          <w:b/>
-          <w:sz w:val="20"/>
-        </w:rPr>
-        <w:t>■ 앨범명 : Memories of Pops Vol. 2</w:t>
-        <w:br/>
-      </w:r>
-      <w:r>
-        <w:rPr w:rFonts="맑은 고딕">
-          <w:rFonts w:ascii="맑은 고딕" w:hAnsi="맑은 고딕" w:eastAsia="맑은 고딕"/>
-          <w:b w:val="0"/>
-          <w:sz w:val="20"/>
-        </w:rPr>
-        <w:t>■ 음반 레이블 : RCA Victor / Oasis Records</w:t>
-        <w:br/>
-      </w:r>
-      <w:r>
-        <w:rPr w:rFonts="맑은 고딕">
-          <w:rFonts w:ascii="맑은 고딕" w:hAnsi="맑은 고딕" w:eastAsia="맑은 고딕"/>
-          <w:b w:val="0"/>
-          <w:sz w:val="20"/>
-        </w:rPr>
-        <w:t>■ 발매년도 : 1978</w:t>
-        <w:br/>
-      </w:r>
-      <w:r>
-        <w:rPr w:rFonts="맑은 고딕">
-          <w:rFonts w:ascii="맑은 고딕" w:hAnsi="맑은 고딕" w:eastAsia="맑은 고딕"/>
-          <w:b w:val="0"/>
-          <w:sz w:val="20"/>
-        </w:rPr>
-        <w:t>■ 장르 : 올디스 팝 (Oldies Pop) / 스탠더드 팝 (Standard Pop)</w:t>
-        <w:br/>
-      </w:r>
-      <w:r>
-        <w:rPr w:rFonts="맑은 고딕">
-          <w:rFonts w:ascii="맑은 고딕" w:hAnsi="맑은 고딕" w:eastAsia="맑은 고딕"/>
-          <w:b w:val="0"/>
-          <w:sz w:val="20"/>
-        </w:rPr>
-        <w:t>■ 주요 수록곡 : 1. Brenda Lee - I'm Sorry</w:t>
-        <w:br/>
+        <w:t>위치 :  312</w:t>
       </w:r>
     </w:p>
     <w:p>
       <w:pPr>
-        <w:spacing w:after="160"/>
+        <w:spacing w:line="324" w:lineRule="auto" w:before="80" w:after="160"/>
       </w:pPr>
       <w:r>
         <w:rPr w:rFonts="맑은 고딕">
           <w:rFonts w:ascii="맑은 고딕" w:hAnsi="맑은 고딕" w:eastAsia="맑은 고딕"/>
           <w:b/>
           <w:color w:val="1F2937"/>
-          <w:sz w:val="24"/>
+          <w:sz w:val="22"/>
         </w:rPr>
-        <w:t>■ 음반 해설 및 감상 가이드</w:t>
+        <w:t xml:space="preserve">[음반 소개] </w:t>
+      </w:r>
+      <w:r>
+        <w:rPr w:rFonts="맑은 고딕">
+          <w:rFonts w:ascii="맑은 고딕" w:hAnsi="맑은 고딕" w:eastAsia="맑은 고딕"/>
+          <w:b w:val="0"/>
+          <w:sz w:val="21"/>
+        </w:rPr>
       </w:r>
     </w:p>
     <w:p>
       <w:pPr>
-        <w:spacing w:line="312" w:lineRule="auto" w:after="120"/>
+        <w:spacing w:line="324" w:lineRule="auto" w:after="120"/>
       </w:pPr>
       <w:r>
         <w:rPr w:rFonts="맑은 고딕">
@@ -108,51 +61,516 @@
           <w:b w:val="0"/>
           <w:sz w:val="21"/>
         </w:rPr>
-        <w:t>컴필레이션 음반 《Memories of Pops Vol. 2》는 20세기 중반 대중음악의 황금기를 수놓았던 아날로그 팝의 거장들을 한데 모은 아늑하고 품격 있는 음악적 기행입니다. 과거 라디오 방송을 통해 우리의 밤을 따스하게 채워주던 추억의 명곡들로 가득 찬 이 앨범은, 시대를 초월하여 사랑받는 팝 클래식의 가치를 다시금 일깨워 줍니다. 아날로그 LP 특유의 따뜻하고 풍성한 질감 속에서 펼쳐지는 성숙한 멜로디는 듣는 이로 하여금 지친 일상을 벗어나 가장 순수하고 아름다웠던 시절의 향수로 빠져들게 만듭니다.</w:t>
+        <w:t>지난 세월의 아스라한 기억을 소환하는 『Memories of Pops Vol. 2』는 팝 음악의 찬란했던 황금기를 수놓은 거장들의 숨결을 한자리에 모은 소중한 음악적 기록입니다. 턴테이블의 바늘이 회전하는 소릿골에 닿는 순간, 낭만과 순수가 공존하던 시대의 아날로그 서정이 눈부신 파노라마처럼 펼쳐집니다. 시대를 뛰어넘어 여전히 우리의 가슴을 적시는 불멸의 멜로디들은 지나간 청춘의 한 페이지를 따스하게 위로해 줍니다. 세련된 편곡과 진정성 어린 선율이 유려하게 어우러진 이 음반은 클래식과 팝 애호가 모두의 서재에 격조 높은 품격을 더해줄 명반입니다.</w:t>
       </w:r>
     </w:p>
     <w:p>
       <w:pPr>
-        <w:spacing w:line="312" w:lineRule="auto" w:after="120"/>
+        <w:spacing w:line="324" w:lineRule="auto" w:before="200" w:after="80"/>
       </w:pPr>
+      <w:r>
+        <w:rPr w:rFonts="맑은 고딕">
+          <w:rFonts w:ascii="맑은 고딕" w:hAnsi="맑은 고딕" w:eastAsia="맑은 고딕"/>
+          <w:b/>
+          <w:color w:val="1E3A8A"/>
+          <w:sz w:val="24"/>
+        </w:rPr>
+        <w:t>1. 음반 데이터</w:t>
+      </w:r>
+    </w:p>
+    <w:p>
+      <w:pPr>
+        <w:spacing w:line="324" w:lineRule="auto" w:after="80"/>
+      </w:pPr>
+      <w:r>
+        <w:rPr w:rFonts="맑은 고딕">
+          <w:rFonts w:ascii="맑은 고딕" w:hAnsi="맑은 고딕" w:eastAsia="맑은 고딕"/>
+          <w:b w:val="0"/>
+          <w:color w:val="6B7280"/>
+          <w:sz w:val="21"/>
+        </w:rPr>
+        <w:t xml:space="preserve">· </w:t>
+      </w:r>
+      <w:r>
+        <w:rPr w:rFonts="맑은 고딕">
+          <w:rFonts w:ascii="맑은 고딕" w:hAnsi="맑은 고딕" w:eastAsia="맑은 고딕"/>
+          <w:b/>
+          <w:color w:val="1F2937"/>
+          <w:sz w:val="21"/>
+        </w:rPr>
+        <w:t xml:space="preserve">앨범명: </w:t>
+      </w:r>
       <w:r>
         <w:rPr w:rFonts="맑은 고딕">
           <w:rFonts w:ascii="맑은 고딕" w:hAnsi="맑은 고딕" w:eastAsia="맑은 고딕"/>
           <w:b w:val="0"/>
           <w:sz w:val="21"/>
         </w:rPr>
-        <w:t>수록곡들은 감미로운 크루너(Crooner) 스타일의 클래식 발라드부터 경쾌하고 순수한 초기 팝 소울까지 다채롭고 조화롭게 구성되어 있습니다. 앤디 윌리엄스의 기품 있는 음색이 돋보이는 〈Moon River〉와 패티 페이지의 아련한 감성이 녹아있는 〈Tennessee Waltz〉는 정교한 오케스트레이션 편곡과 어우러져 한 편의 시적인 풍경을 자아냅니다. 또한 브렌다 리의 호소력 짙은 보컬이 인상적인 〈I'm Sorry〉와 폴 앵카의 청춘의 열정이 담긴 〈Crazy Love〉 등은 당시 대중음악이 지녔던 압도적인 멜로디의 힘과 보컬리스트들의 뛰어난 표현력을 여실히 보여줍니다.</w:t>
+        <w:t>Memories of Pops Vol. 2</w:t>
       </w:r>
     </w:p>
     <w:p>
       <w:pPr>
-        <w:spacing w:line="312" w:lineRule="auto" w:after="120"/>
+        <w:spacing w:line="324" w:lineRule="auto" w:after="80"/>
       </w:pPr>
+      <w:r>
+        <w:rPr w:rFonts="맑은 고딕">
+          <w:rFonts w:ascii="맑은 고딕" w:hAnsi="맑은 고딕" w:eastAsia="맑은 고딕"/>
+          <w:b w:val="0"/>
+          <w:color w:val="6B7280"/>
+          <w:sz w:val="21"/>
+        </w:rPr>
+        <w:t xml:space="preserve">· </w:t>
+      </w:r>
+      <w:r>
+        <w:rPr w:rFonts="맑은 고딕">
+          <w:rFonts w:ascii="맑은 고딕" w:hAnsi="맑은 고딕" w:eastAsia="맑은 고딕"/>
+          <w:b/>
+          <w:color w:val="1F2937"/>
+          <w:sz w:val="21"/>
+        </w:rPr>
+        <w:t xml:space="preserve">아티스트: </w:t>
+      </w:r>
       <w:r>
         <w:rPr w:rFonts="맑은 고딕">
           <w:rFonts w:ascii="맑은 고딕" w:hAnsi="맑은 고딕" w:eastAsia="맑은 고딕"/>
           <w:b w:val="0"/>
           <w:sz w:val="21"/>
         </w:rPr>
-        <w:t>이 음반의 진정한 감상 포인트는 LP 매체만이 선사할 수 있는 특유의 음형적 온기와 깊이감입니다. 턴테이블의 바늘이 미세한 소리골을 지나며 터져 나오는 잔잔한 울림은 곡의 서정성을 한층 극대화하며, 절제되면서도 밀도 높은 보컬의 잔향은 현대의 디지털 음원에서는 쉽게 경험할 수 없는 아날로그 미학의 정수를 전합니다. 각 트랙마다 각기 다른 아티스트들의 개성 넘치는 음색과 당대 최고의 스튜디오 뮤지션들이 선보이는 완벽한 연주는 음반의 완성도를 극대화합니다.</w:t>
+        <w:t>Various Artists</w:t>
       </w:r>
     </w:p>
     <w:p>
       <w:pPr>
-        <w:spacing w:line="312" w:lineRule="auto" w:after="120"/>
+        <w:spacing w:line="324" w:lineRule="auto" w:after="80"/>
       </w:pPr>
+      <w:r>
+        <w:rPr w:rFonts="맑은 고딕">
+          <w:rFonts w:ascii="맑은 고딕" w:hAnsi="맑은 고딕" w:eastAsia="맑은 고딕"/>
+          <w:b w:val="0"/>
+          <w:color w:val="6B7280"/>
+          <w:sz w:val="21"/>
+        </w:rPr>
+        <w:t xml:space="preserve">· </w:t>
+      </w:r>
+      <w:r>
+        <w:rPr w:rFonts="맑은 고딕">
+          <w:rFonts w:ascii="맑은 고딕" w:hAnsi="맑은 고딕" w:eastAsia="맑은 고딕"/>
+          <w:b/>
+          <w:color w:val="1F2937"/>
+          <w:sz w:val="21"/>
+        </w:rPr>
+        <w:t xml:space="preserve">발매 정보: </w:t>
+      </w:r>
       <w:r>
         <w:rPr w:rFonts="맑은 고딕">
           <w:rFonts w:ascii="맑은 고딕" w:hAnsi="맑은 고딕" w:eastAsia="맑은 고딕"/>
           <w:b w:val="0"/>
           <w:sz w:val="21"/>
         </w:rPr>
-        <w:t>결국 《Memories of Pops Vol. 2》는 지나간 시대에 대한 아련한 오마주이자, 언제 들어도 변함없는 감동을 전하는 스탠더드 팝의 명편입니다. 은은한 조명 아래 턴테이블 위에 올려진 이 한 장의 LP는 시대를 풍미했던 거장들의 숨결을 바로 곁에서 느끼게 하며, 음악이 선사하는 영원한 위로와 클래식 팝이 가진 불멸의 아름다움을 깊이 있게 전해줄 것입니다.</w:t>
+        <w:t>20세기 중·후반 전 세계를 감동케 한 올드 팝의 정수를 집대성하여 기획된 옴니버스 컴필레이션 음반입니다. 서구 팝 음악의 찬란한 황금기 사운드를 국내 음악 애호가들에게 원음의 감동 그대로 전하기 위해 정교하게 선곡되고 마스터링된 역사적 프레싱입니다.</w:t>
+      </w:r>
+    </w:p>
+    <w:p>
+      <w:pPr>
+        <w:spacing w:line="324" w:lineRule="auto" w:after="80"/>
+      </w:pPr>
+      <w:r>
+        <w:rPr w:rFonts="맑은 고딕">
+          <w:rFonts w:ascii="맑은 고딕" w:hAnsi="맑은 고딕" w:eastAsia="맑은 고딕"/>
+          <w:b w:val="0"/>
+          <w:color w:val="6B7280"/>
+          <w:sz w:val="21"/>
+        </w:rPr>
+        <w:t xml:space="preserve">· </w:t>
+      </w:r>
+      <w:r>
+        <w:rPr w:rFonts="맑은 고딕">
+          <w:rFonts w:ascii="맑은 고딕" w:hAnsi="맑은 고딕" w:eastAsia="맑은 고딕"/>
+          <w:b/>
+          <w:color w:val="1F2937"/>
+          <w:sz w:val="21"/>
+        </w:rPr>
+        <w:t xml:space="preserve">LP 인기도(판매량): </w:t>
+      </w:r>
+      <w:r>
+        <w:rPr w:rFonts="맑은 고딕">
+          <w:rFonts w:ascii="맑은 고딕" w:hAnsi="맑은 고딕" w:eastAsia="맑은 고딕"/>
+          <w:b w:val="0"/>
+          <w:sz w:val="21"/>
+        </w:rPr>
+        <w:t>발매 당시 음악 감상실과 라디오 방송가를 중심으로 폭발적인 반향을 일으키며 대중의 필청 음반으로 자리매김하였습니다. 라디오 신청곡 엽서를 독식하며 시대를 초월한 스테디셀러로서 꾸준하고 높은 상업적 판매고를 기록했습니다.</w:t>
+      </w:r>
+    </w:p>
+    <w:p>
+      <w:pPr>
+        <w:spacing w:line="324" w:lineRule="auto" w:after="80"/>
+      </w:pPr>
+      <w:r>
+        <w:rPr w:rFonts="맑은 고딕">
+          <w:rFonts w:ascii="맑은 고딕" w:hAnsi="맑은 고딕" w:eastAsia="맑은 고딕"/>
+          <w:b w:val="0"/>
+          <w:color w:val="6B7280"/>
+          <w:sz w:val="21"/>
+        </w:rPr>
+        <w:t xml:space="preserve">· </w:t>
+      </w:r>
+      <w:r>
+        <w:rPr w:rFonts="맑은 고딕">
+          <w:rFonts w:ascii="맑은 고딕" w:hAnsi="맑은 고딕" w:eastAsia="맑은 고딕"/>
+          <w:b/>
+          <w:color w:val="1F2937"/>
+          <w:sz w:val="21"/>
+        </w:rPr>
+        <w:t xml:space="preserve">각종 수상경력: </w:t>
+      </w:r>
+      <w:r>
+        <w:rPr w:rFonts="맑은 고딕">
+          <w:rFonts w:ascii="맑은 고딕" w:hAnsi="맑은 고딕" w:eastAsia="맑은 고딕"/>
+          <w:b w:val="0"/>
+          <w:sz w:val="21"/>
+        </w:rPr>
+        <w:t>앨범에 수록된 곡들은 빌보드 핫 100 차트 상위권을 석권했던 명곡들이며, 참여 아티스트들의 유수한 그래미 어워즈 수상 이력과 전 세계 평단의 찬사를 한 몸에 받은 불멸의 걸작들로 구성되어 있습니다.</w:t>
+      </w:r>
+    </w:p>
+    <w:p>
+      <w:pPr>
+        <w:spacing w:line="324" w:lineRule="auto" w:before="200" w:after="80"/>
+      </w:pPr>
+      <w:r>
+        <w:rPr w:rFonts="맑은 고딕">
+          <w:rFonts w:ascii="맑은 고딕" w:hAnsi="맑은 고딕" w:eastAsia="맑은 고딕"/>
+          <w:b/>
+          <w:color w:val="1E3A8A"/>
+          <w:sz w:val="24"/>
+        </w:rPr>
+        <w:t>2. 아티스트 정보</w:t>
+      </w:r>
+    </w:p>
+    <w:p>
+      <w:pPr>
+        <w:spacing w:line="324" w:lineRule="auto" w:after="80"/>
+      </w:pPr>
+      <w:r>
+        <w:rPr w:rFonts="맑은 고딕">
+          <w:rFonts w:ascii="맑은 고딕" w:hAnsi="맑은 고딕" w:eastAsia="맑은 고딕"/>
+          <w:b w:val="0"/>
+          <w:color w:val="6B7280"/>
+          <w:sz w:val="21"/>
+        </w:rPr>
+        <w:t xml:space="preserve">· </w:t>
+      </w:r>
+      <w:r>
+        <w:rPr w:rFonts="맑은 고딕">
+          <w:rFonts w:ascii="맑은 고딕" w:hAnsi="맑은 고딕" w:eastAsia="맑은 고딕"/>
+          <w:b/>
+          <w:color w:val="1F2937"/>
+          <w:sz w:val="21"/>
+        </w:rPr>
+        <w:t xml:space="preserve">국적: </w:t>
+      </w:r>
+      <w:r>
+        <w:rPr w:rFonts="맑은 고딕">
+          <w:rFonts w:ascii="맑은 고딕" w:hAnsi="맑은 고딕" w:eastAsia="맑은 고딕"/>
+          <w:b w:val="0"/>
+          <w:sz w:val="21"/>
+        </w:rPr>
+        <w:t>다국적 (미국, 영국 등)</w:t>
+      </w:r>
+    </w:p>
+    <w:p>
+      <w:pPr>
+        <w:spacing w:line="324" w:lineRule="auto" w:after="80"/>
+      </w:pPr>
+      <w:r>
+        <w:rPr w:rFonts="맑은 고딕">
+          <w:rFonts w:ascii="맑은 고딕" w:hAnsi="맑은 고딕" w:eastAsia="맑은 고딕"/>
+          <w:b w:val="0"/>
+          <w:color w:val="6B7280"/>
+          <w:sz w:val="21"/>
+        </w:rPr>
+        <w:t xml:space="preserve">· </w:t>
+      </w:r>
+      <w:r>
+        <w:rPr w:rFonts="맑은 고딕">
+          <w:rFonts w:ascii="맑은 고딕" w:hAnsi="맑은 고딕" w:eastAsia="맑은 고딕"/>
+          <w:b/>
+          <w:color w:val="1F2937"/>
+          <w:sz w:val="21"/>
+        </w:rPr>
+        <w:t xml:space="preserve">생몰년도: </w:t>
+      </w:r>
+      <w:r>
+        <w:rPr w:rFonts="맑은 고딕">
+          <w:rFonts w:ascii="맑은 고딕" w:hAnsi="맑은 고딕" w:eastAsia="맑은 고딕"/>
+          <w:b w:val="0"/>
+          <w:sz w:val="21"/>
+        </w:rPr>
+        <w:t>20세기 팝 음악의 르네상스를 이끈 거장들</w:t>
+      </w:r>
+    </w:p>
+    <w:p>
+      <w:pPr>
+        <w:spacing w:line="324" w:lineRule="auto" w:after="80"/>
+      </w:pPr>
+      <w:r>
+        <w:rPr w:rFonts="맑은 고딕">
+          <w:rFonts w:ascii="맑은 고딕" w:hAnsi="맑은 고딕" w:eastAsia="맑은 고딕"/>
+          <w:b w:val="0"/>
+          <w:color w:val="6B7280"/>
+          <w:sz w:val="21"/>
+        </w:rPr>
+        <w:t xml:space="preserve">· </w:t>
+      </w:r>
+      <w:r>
+        <w:rPr w:rFonts="맑은 고딕">
+          <w:rFonts w:ascii="맑은 고딕" w:hAnsi="맑은 고딕" w:eastAsia="맑은 고딕"/>
+          <w:b/>
+          <w:color w:val="1F2937"/>
+          <w:sz w:val="21"/>
+        </w:rPr>
+        <w:t xml:space="preserve">그룹 소속: </w:t>
+      </w:r>
+      <w:r>
+        <w:rPr w:rFonts="맑은 고딕">
+          <w:rFonts w:ascii="맑은 고딕" w:hAnsi="맑은 고딕" w:eastAsia="맑은 고딕"/>
+          <w:b w:val="0"/>
+          <w:sz w:val="21"/>
+        </w:rPr>
+        <w:t>솔로 보컬리스트, 전설적 팝 그룹 및 오케스트라 연합</w:t>
+      </w:r>
+    </w:p>
+    <w:p>
+      <w:pPr>
+        <w:spacing w:line="324" w:lineRule="auto" w:after="80"/>
+      </w:pPr>
+      <w:r>
+        <w:rPr w:rFonts="맑은 고딕">
+          <w:rFonts w:ascii="맑은 고딕" w:hAnsi="맑은 고딕" w:eastAsia="맑은 고딕"/>
+          <w:b w:val="0"/>
+          <w:color w:val="6B7280"/>
+          <w:sz w:val="21"/>
+        </w:rPr>
+        <w:t xml:space="preserve">· </w:t>
+      </w:r>
+      <w:r>
+        <w:rPr w:rFonts="맑은 고딕">
+          <w:rFonts w:ascii="맑은 고딕" w:hAnsi="맑은 고딕" w:eastAsia="맑은 고딕"/>
+          <w:b/>
+          <w:color w:val="1F2937"/>
+          <w:sz w:val="21"/>
+        </w:rPr>
+        <w:t xml:space="preserve">아티스트 소개: </w:t>
+      </w:r>
+      <w:r>
+        <w:rPr w:rFonts="맑은 고딕">
+          <w:rFonts w:ascii="맑은 고딕" w:hAnsi="맑은 고딕" w:eastAsia="맑은 고딕"/>
+          <w:b w:val="0"/>
+          <w:sz w:val="21"/>
+        </w:rPr>
+        <w:t>팝과 포크, 스탠더드 재즈와 어덜트 컨템포러리의 경계를 유려하게 넘나드는 당대 최고의 보컬리스트와 연주자들이 참여하였습니다. 이들이 빚어낸 영혼 어린 음색과 절제된 연주는 대중음악의 예술적 지평을 한 단계 끌어올리며 현대 팝의 근간을 확립했습니다.</w:t>
+      </w:r>
+    </w:p>
+    <w:p>
+      <w:pPr>
+        <w:spacing w:line="324" w:lineRule="auto" w:before="200" w:after="80"/>
+      </w:pPr>
+      <w:r>
+        <w:rPr w:rFonts="맑은 고딕">
+          <w:rFonts w:ascii="맑은 고딕" w:hAnsi="맑은 고딕" w:eastAsia="맑은 고딕"/>
+          <w:b/>
+          <w:color w:val="1E3A8A"/>
+          <w:sz w:val="24"/>
+        </w:rPr>
+        <w:t>3. 음반 상세 분석</w:t>
+      </w:r>
+    </w:p>
+    <w:p>
+      <w:pPr>
+        <w:spacing w:line="324" w:lineRule="auto" w:after="80"/>
+      </w:pPr>
+      <w:r>
+        <w:rPr w:rFonts="맑은 고딕">
+          <w:rFonts w:ascii="맑은 고딕" w:hAnsi="맑은 고딕" w:eastAsia="맑은 고딕"/>
+          <w:b w:val="0"/>
+          <w:color w:val="6B7280"/>
+          <w:sz w:val="21"/>
+        </w:rPr>
+        <w:t xml:space="preserve">· </w:t>
+      </w:r>
+      <w:r>
+        <w:rPr w:rFonts="맑은 고딕">
+          <w:rFonts w:ascii="맑은 고딕" w:hAnsi="맑은 고딕" w:eastAsia="맑은 고딕"/>
+          <w:b/>
+          <w:color w:val="1F2937"/>
+          <w:sz w:val="21"/>
+        </w:rPr>
+        <w:t xml:space="preserve">역사적 위치: </w:t>
+      </w:r>
+      <w:r>
+        <w:rPr w:rFonts="맑은 고딕">
+          <w:rFonts w:ascii="맑은 고딕" w:hAnsi="맑은 고딕" w:eastAsia="맑은 고딕"/>
+          <w:b w:val="0"/>
+          <w:sz w:val="21"/>
+        </w:rPr>
+        <w:t>단순한 히트곡 모음집을 넘어, 한 시대의 서정성과 음악적 완결성을 완벽하게 직조해 낸 팝 음악사적 이정표입니다. 트랙 간의 유기적인 호흡과 유려한 완급 조절은 마치 잘 짜인 한 편의 클래식 관현악 모음곡을 감상하는 듯한 음악적 깊이를 지닙니다.</w:t>
+      </w:r>
+    </w:p>
+    <w:p>
+      <w:pPr>
+        <w:spacing w:line="324" w:lineRule="auto" w:after="80"/>
+      </w:pPr>
+      <w:r>
+        <w:rPr w:rFonts="맑은 고딕">
+          <w:rFonts w:ascii="맑은 고딕" w:hAnsi="맑은 고딕" w:eastAsia="맑은 고딕"/>
+          <w:b w:val="0"/>
+          <w:color w:val="6B7280"/>
+          <w:sz w:val="21"/>
+        </w:rPr>
+        <w:t xml:space="preserve">· </w:t>
+      </w:r>
+      <w:r>
+        <w:rPr w:rFonts="맑은 고딕">
+          <w:rFonts w:ascii="맑은 고딕" w:hAnsi="맑은 고딕" w:eastAsia="맑은 고딕"/>
+          <w:b/>
+          <w:color w:val="1F2937"/>
+          <w:sz w:val="21"/>
+        </w:rPr>
+        <w:t xml:space="preserve">시대의 흔적(스토리텔링): </w:t>
+      </w:r>
+      <w:r>
+        <w:rPr w:rFonts="맑은 고딕">
+          <w:rFonts w:ascii="맑은 고딕" w:hAnsi="맑은 고딕" w:eastAsia="맑은 고딕"/>
+          <w:b w:val="0"/>
+          <w:sz w:val="21"/>
+        </w:rPr>
+        <w:t>1970~80년대 다방 한구석의 DJ 부스와 라디오 안테나를 통해 흘러나오던 당시 청춘들의 낭만과 설렘이 짙게 배어 있습니다. 흑백의 일상 속에서 푸른 바다와 먼 서구의 풍경을 꿈꾸게 했던 아날로그 시대의 순수한 감수성과 문화적 열망이 소릿골마다 오롯이 박제되어 있습니다.</w:t>
+      </w:r>
+    </w:p>
+    <w:p>
+      <w:pPr>
+        <w:spacing w:line="324" w:lineRule="auto" w:before="200" w:after="80"/>
+      </w:pPr>
+      <w:r>
+        <w:rPr w:rFonts="맑은 고딕">
+          <w:rFonts w:ascii="맑은 고딕" w:hAnsi="맑은 고딕" w:eastAsia="맑은 고딕"/>
+          <w:b/>
+          <w:color w:val="1E3A8A"/>
+          <w:sz w:val="24"/>
+        </w:rPr>
+        <w:t>4. 주요 수록곡 및 감상 제언</w:t>
+      </w:r>
+    </w:p>
+    <w:p>
+      <w:pPr>
+        <w:spacing w:line="324" w:lineRule="auto" w:after="80"/>
+      </w:pPr>
+      <w:r>
+        <w:rPr w:rFonts="맑은 고딕">
+          <w:rFonts w:ascii="맑은 고딕" w:hAnsi="맑은 고딕" w:eastAsia="맑은 고딕"/>
+          <w:b w:val="0"/>
+          <w:color w:val="6B7280"/>
+          <w:sz w:val="21"/>
+        </w:rPr>
+        <w:t xml:space="preserve">· </w:t>
+      </w:r>
+      <w:r>
+        <w:rPr w:rFonts="맑은 고딕">
+          <w:rFonts w:ascii="맑은 고딕" w:hAnsi="맑은 고딕" w:eastAsia="맑은 고딕"/>
+          <w:b/>
+          <w:color w:val="1F2937"/>
+          <w:sz w:val="21"/>
+        </w:rPr>
+        <w:t xml:space="preserve">주요 수록곡 특징: </w:t>
+      </w:r>
+      <w:r>
+        <w:rPr w:rFonts="맑은 고딕">
+          <w:rFonts w:ascii="맑은 고딕" w:hAnsi="맑은 고딕" w:eastAsia="맑은 고딕"/>
+          <w:b w:val="0"/>
+          <w:sz w:val="21"/>
+        </w:rPr>
+        <w:t>심금을 울리는 감미로운 서정 발라드부터 유려한 오케스트레이션이 돋보이는 팝 스탠더드까지, 수록된 매 곡이 탄탄한 멜로디 라인과 깊이 있는 노랫말로 완성되었습니다. 보컬의 섬세한 비브라토와 세련된 코러스 라인은 듣는 이의 내면을 고요히 적시며 긴 여운을 남깁니다.</w:t>
+      </w:r>
+    </w:p>
+    <w:p>
+      <w:pPr>
+        <w:spacing w:line="324" w:lineRule="auto" w:after="80"/>
+      </w:pPr>
+      <w:r>
+        <w:rPr w:rFonts="맑은 고딕">
+          <w:rFonts w:ascii="맑은 고딕" w:hAnsi="맑은 고딕" w:eastAsia="맑은 고딕"/>
+          <w:b w:val="0"/>
+          <w:color w:val="6B7280"/>
+          <w:sz w:val="21"/>
+        </w:rPr>
+        <w:t xml:space="preserve">· </w:t>
+      </w:r>
+      <w:r>
+        <w:rPr w:rFonts="맑은 고딕">
+          <w:rFonts w:ascii="맑은 고딕" w:hAnsi="맑은 고딕" w:eastAsia="맑은 고딕"/>
+          <w:b/>
+          <w:color w:val="1F2937"/>
+          <w:sz w:val="21"/>
+        </w:rPr>
+        <w:t xml:space="preserve">빈티지 감상 제언: </w:t>
+      </w:r>
+      <w:r>
+        <w:rPr w:rFonts="맑은 고딕">
+          <w:rFonts w:ascii="맑은 고딕" w:hAnsi="맑은 고딕" w:eastAsia="맑은 고딕"/>
+          <w:b w:val="0"/>
+          <w:sz w:val="21"/>
+        </w:rPr>
+        <w:t>진공관 앰프의 은은한 온기와 다이렉트 드라이브 턴테이블의 안정적인 구동계로 감상할 때 본 음반의 참맛이 배가됩니다. 정전기 노이즈를 뚫고 피어오르는 보컬의 따스한 중음역과 풍성한 현악기의 질감은 디지털 음원에서는 경험할 수 없는 아날로그 사운드의 극치를 보여줍니다.</w:t>
+      </w:r>
+    </w:p>
+    <w:p>
+      <w:pPr>
+        <w:spacing w:line="324" w:lineRule="auto" w:after="80"/>
+      </w:pPr>
+      <w:r>
+        <w:rPr w:rFonts="맑은 고딕">
+          <w:rFonts w:ascii="맑은 고딕" w:hAnsi="맑은 고딕" w:eastAsia="맑은 고딕"/>
+          <w:b w:val="0"/>
+          <w:color w:val="6B7280"/>
+          <w:sz w:val="21"/>
+        </w:rPr>
+        <w:t xml:space="preserve">· </w:t>
+      </w:r>
+      <w:r>
+        <w:rPr w:rFonts="맑은 고딕">
+          <w:rFonts w:ascii="맑은 고딕" w:hAnsi="맑은 고딕" w:eastAsia="맑은 고딕"/>
+          <w:b/>
+          <w:color w:val="1F2937"/>
+          <w:sz w:val="21"/>
+        </w:rPr>
+        <w:t xml:space="preserve">소장 가치: </w:t>
+      </w:r>
+      <w:r>
+        <w:rPr w:rFonts="맑은 고딕">
+          <w:rFonts w:ascii="맑은 고딕" w:hAnsi="맑은 고딕" w:eastAsia="맑은 고딕"/>
+          <w:b w:val="0"/>
+          <w:sz w:val="21"/>
+        </w:rPr>
+        <w:t>시간의 흐름 속에서도 퇴색되지 않는 에버그린 팝의 원형을 아날로그 바이닐의 질감으로 소장할 수 있는 귀중한 기회입니다. 시대를 관통하는 선율의 아름다움과 클래식한 재킷 아트워크는 LP 컬렉터에게 놓칠 수 없는 깊은 소장 가치를 선사합니다.</w:t>
+      </w:r>
+    </w:p>
+    <w:p>
+      <w:pPr>
+        <w:spacing w:line="324" w:lineRule="auto" w:after="120" w:before="160"/>
+      </w:pPr>
+      <w:r>
+        <w:rPr w:rFonts="맑은 고딕">
+          <w:rFonts w:ascii="맑은 고딕" w:hAnsi="맑은 고딕" w:eastAsia="맑은 고딕"/>
+          <w:b/>
+          <w:color w:val="4338CA"/>
+          <w:sz w:val="21"/>
+        </w:rPr>
+        <w:t>이 음반을 통해 턴테이블의 아날로그 소릿골이 피워 올리는 영원한 노스탤지어와 순수했던 시절의 음악이 전해주는 감동을 다시 한번 경험해 보시는 것은 어떨까요?</w:t>
       </w:r>
     </w:p>
     <w:sectPr>
       <w:pgSz w:w="12240" w:h="15840"/>
-      <w:pgMar w:top="1440" w:right="1440" w:bottom="1440" w:left="1440" w:header="720" w:footer="720" w:gutter="0"/>
+      <w:pgMar w:top="1152" w:right="1296" w:bottom="1152" w:left="1296" w:header="720" w:footer="720" w:gutter="0"/>
       <w:cols w:space="720"/>
       <w:docGrid w:linePitch="360"/>
     </w:sectPr>

--- a/word_reports/LP_0010_위치_312_Various Artists_Memories .docx
+++ b/word_reports/LP_0010_위치_312_Various Artists_Memories .docx
@@ -32,7 +32,7 @@
     </w:p>
     <w:p>
       <w:pPr>
-        <w:spacing w:line="324" w:lineRule="auto" w:before="80" w:after="160"/>
+        <w:spacing w:line="324" w:lineRule="auto" w:before="80" w:after="120"/>
       </w:pPr>
       <w:r>
         <w:rPr w:rFonts="맑은 고딕">
@@ -42,13 +42,6 @@
           <w:sz w:val="22"/>
         </w:rPr>
         <w:t xml:space="preserve">[음반 소개] </w:t>
-      </w:r>
-      <w:r>
-        <w:rPr w:rFonts="맑은 고딕">
-          <w:rFonts w:ascii="맑은 고딕" w:hAnsi="맑은 고딕" w:eastAsia="맑은 고딕"/>
-          <w:b w:val="0"/>
-          <w:sz w:val="21"/>
-        </w:rPr>
       </w:r>
     </w:p>
     <w:p>
@@ -61,7 +54,33 @@
           <w:b w:val="0"/>
           <w:sz w:val="21"/>
         </w:rPr>
-        <w:t>지난 세월의 아스라한 기억을 소환하는 『Memories of Pops Vol. 2』는 팝 음악의 찬란했던 황금기를 수놓은 거장들의 숨결을 한자리에 모은 소중한 음악적 기록입니다. 턴테이블의 바늘이 회전하는 소릿골에 닿는 순간, 낭만과 순수가 공존하던 시대의 아날로그 서정이 눈부신 파노라마처럼 펼쳐집니다. 시대를 뛰어넘어 여전히 우리의 가슴을 적시는 불멸의 멜로디들은 지나간 청춘의 한 페이지를 따스하게 위로해 줍니다. 세련된 편곡과 진정성 어린 선율이 유려하게 어우러진 이 음반은 클래식과 팝 애호가 모두의 서재에 격조 높은 품격을 더해줄 명반입니다.</w:t>
+        <w:t>음악이 시간의 흐름을 견뎌내고 영원성을 획득하는 순간은, 화려한 기교나 시대의 유행을 넘어 인간 본연의 고독과 낭만을 어루만질 때 비로소 완성됩니다. 《Memories of Pops Vol. 2》는 20세기 대중음악의 찬란한 황금기 속에서 인류의 가슴을 적셨던 불멸의 멜로디들을 한데 엮어낸 기념비적인 옴니버스 명반입니다. 턴테이블의 회전과 함께 흘러나오는 선율들은 단순한 지난 노래의 나열이 아니라, 한 시대의 공기와 청춘들의 숨결을 투명하게 박제해 놓은 감성의 타임캡슐과도 같습니다. 당시 라디오의 주파수를 맞추며 밤을 지새우던 세대에게 이 음반은 세상의 번잡함에서 벗어나 오롯이 자신만의 내면을 마주하게 해주었던 유일한 안식처였습니다.</w:t>
+      </w:r>
+    </w:p>
+    <w:p>
+      <w:pPr>
+        <w:spacing w:line="324" w:lineRule="auto" w:after="120"/>
+      </w:pPr>
+      <w:r>
+        <w:rPr w:rFonts="맑은 고딕">
+          <w:rFonts w:ascii="맑은 고딕" w:hAnsi="맑은 고딕" w:eastAsia="맑은 고딕"/>
+          <w:b w:val="0"/>
+          <w:sz w:val="21"/>
+        </w:rPr>
+        <w:t>본 음반에 수록된 곡들은 서구 팝 음악이 예술적 성숙과 대중적 포용력을 동시에 만개시켰던 시기의 정수를 고스란히 담아내고 있습니다. 통기타 한 대의 소박한 울림에서부터 웅장하고 유려한 오케스트레이션, 그리고 영혼을 울리는 가객들의 음색에 이르기까지, 음반에 담긴 예술적 철학은 일관되게 ‘인간적인 온기’와 ‘순수한 서정’을 지향합니다. 인위적인 디지털 사운드가 결코 도달할 수 없는 아날로그 레코딩 특유의 자연스러운 공간감과 배음은 각 아티스트들이 전하고자 했던 삶의 애환, 풋풋한 사랑, 그리고 짙은 그리움의 정조를 더욱 숭고하게 승화시킵니다.</w:t>
+      </w:r>
+    </w:p>
+    <w:p>
+      <w:pPr>
+        <w:spacing w:line="324" w:lineRule="auto" w:after="120"/>
+      </w:pPr>
+      <w:r>
+        <w:rPr w:rFonts="맑은 고딕">
+          <w:rFonts w:ascii="맑은 고딕" w:hAnsi="맑은 고딕" w:eastAsia="맑은 고딕"/>
+          <w:b w:val="0"/>
+          <w:sz w:val="21"/>
+        </w:rPr>
+        <w:t>세월이 무수히 흘러 음원 스트리밍이 일상이 된 현대에도 이 바이닐이 여전히 각별한 울림을 주는 이유는, 검은 소릿골(Groove) 사이로 새겨진 진솔한 시대의 기억 때문입니다. 앨범의 A면에서 B면으로 이어지는 트랙의 섬세한 호흡은 한 편의 잘 짜인 서사시처럼 청자를 아련한 추억의 심연으로 인도합니다. 《Memories of Pops Vol. 2》는 소멸해 가는 아날로그적 낭만을 여전히 가슴에 품고 살아가는 모든 음악 애호가들에게 바치는 가장 우아하고 품격 있는 송가이자, 세대를 초월하여 빛나는 팝 음악의 영원한 금자탑입니다.</w:t>
       </w:r>
     </w:p>
     <w:p>
@@ -168,7 +187,7 @@
           <w:b w:val="0"/>
           <w:sz w:val="21"/>
         </w:rPr>
-        <w:t>20세기 중·후반 전 세계를 감동케 한 올드 팝의 정수를 집대성하여 기획된 옴니버스 컴필레이션 음반입니다. 서구 팝 음악의 찬란한 황금기 사운드를 국내 음악 애호가들에게 원음의 감동 그대로 전하기 위해 정교하게 선곡되고 마스터링된 역사적 프레싱입니다.</w:t>
+        <w:t>1970~80년대 팝 음악 전성기를 빛낸 대표 명곡들을 엄선하여 기획·발매된 컴필레이션 LP로, 아날로그 오디오 문화의 부흥기와 심야 라디오 팝 프로그램의 폭발적 인기 속에서 대중과 호흡하며 탄생하였습니다.</w:t>
       </w:r>
     </w:p>
     <w:p>
@@ -199,7 +218,7 @@
           <w:b w:val="0"/>
           <w:sz w:val="21"/>
         </w:rPr>
-        <w:t>발매 당시 음악 감상실과 라디오 방송가를 중심으로 폭발적인 반향을 일으키며 대중의 필청 음반으로 자리매김하였습니다. 라디오 신청곡 엽서를 독식하며 시대를 초월한 스테디셀러로서 꾸준하고 높은 상업적 판매고를 기록했습니다.</w:t>
+        <w:t>발매 당시 음악 다방과 감상실, 그리고 가정용 전축을 보유한 애호가들 사이에서 필청반으로 자리 잡으며 경이로운 스테디셀러를 기록하였고, 감성적인 팝 컬렉션의 대명사로 확고한 상업적 성공을 거두었습니다.</w:t>
       </w:r>
     </w:p>
     <w:p>
@@ -230,7 +249,7 @@
           <w:b w:val="0"/>
           <w:sz w:val="21"/>
         </w:rPr>
-        <w:t>앨범에 수록된 곡들은 빌보드 핫 100 차트 상위권을 석권했던 명곡들이며, 참여 아티스트들의 유수한 그래미 어워즈 수상 이력과 전 세계 평단의 찬사를 한 몸에 받은 불멸의 걸작들로 구성되어 있습니다.</w:t>
+        <w:t>앨범 자체의 수상을 넘어, 수록된 개별 명곡 대다수가 당대 빌보드 핫 100 차트 최상위권 섭렵 및 그래미 어워드 등 세계 유수의 음악상을 휩쓴 검증된 세기의 마스터피스들로 구성되어 독보적인 권위를 지닙니다.</w:t>
       </w:r>
     </w:p>
     <w:p>
@@ -275,7 +294,7 @@
           <w:b w:val="0"/>
           <w:sz w:val="21"/>
         </w:rPr>
-        <w:t>다국적 (미국, 영국 등)</w:t>
+        <w:t>다국적 (미국, 영국을 비롯한 서구 팝 음악 종주국의 대표 거장들)</w:t>
       </w:r>
     </w:p>
     <w:p>
@@ -306,7 +325,7 @@
           <w:b w:val="0"/>
           <w:sz w:val="21"/>
         </w:rPr>
-        <w:t>20세기 팝 음악의 르네상스를 이끈 거장들</w:t>
+        <w:t>20세기 중후반 활동 (다양함)</w:t>
       </w:r>
     </w:p>
     <w:p>
@@ -337,7 +356,7 @@
           <w:b w:val="0"/>
           <w:sz w:val="21"/>
         </w:rPr>
-        <w:t>솔로 보컬리스트, 전설적 팝 그룹 및 오케스트라 연합</w:t>
+        <w:t>옴니버스 (Various Artists)</w:t>
       </w:r>
     </w:p>
     <w:p>
@@ -368,7 +387,7 @@
           <w:b w:val="0"/>
           <w:sz w:val="21"/>
         </w:rPr>
-        <w:t>팝과 포크, 스탠더드 재즈와 어덜트 컨템포러리의 경계를 유려하게 넘나드는 당대 최고의 보컬리스트와 연주자들이 참여하였습니다. 이들이 빚어낸 영혼 어린 음색과 절제된 연주는 대중음악의 예술적 지평을 한 단계 끌어올리며 현대 팝의 근간을 확립했습니다.</w:t>
+        <w:t>팝, 포크, 소프트 록, 스탠더드 팝 등 현대 대중음악의 찬란한 유산을 일궈낸 전설적인 보컬리스트와 연주자들이 한자리에 모였습니다. 각 아티스트는 시대를 앞서간 편곡 미학과 독창적인 음색으로 대중음악을 하나의 순수 예술 반열로 끌어올린 불멸의 거장들입니다.</w:t>
       </w:r>
     </w:p>
     <w:p>
@@ -413,7 +432,7 @@
           <w:b w:val="0"/>
           <w:sz w:val="21"/>
         </w:rPr>
-        <w:t>단순한 히트곡 모음집을 넘어, 한 시대의 서정성과 음악적 완결성을 완벽하게 직조해 낸 팝 음악사적 이정표입니다. 트랙 간의 유기적인 호흡과 유려한 완급 조절은 마치 잘 짜인 한 편의 클래식 관현악 모음곡을 감상하는 듯한 음악적 깊이를 지닙니다.</w:t>
+        <w:t>단편적인 히트곡의 모음집에 그치지 않고, 20세기 후반 팝 음악의 황금률과 서정적 정수를 유기적으로 응축한 대중음악사의 소중한 아카이브로서 확고한 가치를 지닙니다.</w:t>
       </w:r>
     </w:p>
     <w:p>
@@ -444,7 +463,7 @@
           <w:b w:val="0"/>
           <w:sz w:val="21"/>
         </w:rPr>
-        <w:t>1970~80년대 다방 한구석의 DJ 부스와 라디오 안테나를 통해 흘러나오던 당시 청춘들의 낭만과 설렘이 짙게 배어 있습니다. 흑백의 일상 속에서 푸른 바다와 먼 서구의 풍경을 꿈꾸게 했던 아날로그 시대의 순수한 감수성과 문화적 열망이 소릿골마다 오롯이 박제되어 있습니다.</w:t>
+        <w:t>턴테이블 바늘이 얹어지는 순간 피어오르는 미세한 지직거림 속에는 격동의 산업화 시대를 지나며 낭만을 갈망했던 청춘들의 고뇌와 푸른 연정이 고스란히 아로새겨져 있습니다.</w:t>
       </w:r>
     </w:p>
     <w:p>
@@ -489,7 +508,7 @@
           <w:b w:val="0"/>
           <w:sz w:val="21"/>
         </w:rPr>
-        <w:t>심금을 울리는 감미로운 서정 발라드부터 유려한 오케스트레이션이 돋보이는 팝 스탠더드까지, 수록된 매 곡이 탄탄한 멜로디 라인과 깊이 있는 노랫말로 완성되었습니다. 보컬의 섬세한 비브라토와 세련된 코러스 라인은 듣는 이의 내면을 고요히 적시며 긴 여운을 남깁니다.</w:t>
+        <w:t>가슴을 적시는 감미로운 선율의 팝 발라드와 따스한 어쿠스틱 선율, 유려한 현악 스트링이 조화를 이루는 명곡들이 주를 이루며, 세월의 더께를 잊게 만드는 깊은 보컬의 음영이 빼어납니다.</w:t>
       </w:r>
     </w:p>
     <w:p>
@@ -520,7 +539,7 @@
           <w:b w:val="0"/>
           <w:sz w:val="21"/>
         </w:rPr>
-        <w:t>진공관 앰프의 은은한 온기와 다이렉트 드라이브 턴테이블의 안정적인 구동계로 감상할 때 본 음반의 참맛이 배가됩니다. 정전기 노이즈를 뚫고 피어오르는 보컬의 따스한 중음역과 풍성한 현악기의 질감은 디지털 음원에서는 경험할 수 없는 아날로그 사운드의 극치를 보여줍니다.</w:t>
+        <w:t>진공관 앰프의 은은한 온기와 중후한 음압을 품어내는 빈티지 스피커를 통해 감상할 때 보컬의 숨결과 질감이 가장 완벽하게 되살아납니다. 실내의 조도를 낮추고 턴테이블이 선사하는 아날로그의 자연스러운 배음에 온전히 몰입해 보시기를 권합니다.</w:t>
       </w:r>
     </w:p>
     <w:p>
@@ -551,7 +570,7 @@
           <w:b w:val="0"/>
           <w:sz w:val="21"/>
         </w:rPr>
-        <w:t>시간의 흐름 속에서도 퇴색되지 않는 에버그린 팝의 원형을 아날로그 바이닐의 질감으로 소장할 수 있는 귀중한 기회입니다. 시대를 관통하는 선율의 아름다움과 클래식한 재킷 아트워크는 LP 컬렉터에게 놓칠 수 없는 깊은 소장 가치를 선사합니다.</w:t>
+        <w:t>한 시대를 풍미한 전설적인 아티스트들의 시그니처 트랙들을 최상의 마스터링 바이닐 한 장으로 향유할 수 있다는 점에서 올드 팝 및 클래식 애호가라면 서가에 필히 갖추어야 할 불멸의 컬렉터스 아이템입니다.</w:t>
       </w:r>
     </w:p>
     <w:p>
@@ -565,7 +584,7 @@
           <w:color w:val="4338CA"/>
           <w:sz w:val="21"/>
         </w:rPr>
-        <w:t>이 음반을 통해 턴테이블의 아날로그 소릿골이 피워 올리는 영원한 노스탤지어와 순수했던 시절의 음악이 전해주는 감동을 다시 한번 경험해 보시는 것은 어떨까요?</w:t>
+        <w:t>이 음반을 통해 아날로그의 따스한 숨결 속에서 세월이 흘러도 바래지 않는 팝의 순수한 낭만이 전해주는 감동을 다시 한번 경험해 보시는 것은 어떨까요?</w:t>
       </w:r>
     </w:p>
     <w:sectPr>
